--- a/public/assets/imran-tanbir-cv.docx
+++ b/public/assets/imran-tanbir-cv.docx
@@ -471,8 +471,6 @@
         <w:jc w:val="both"/>
         <w:rPr>
           <w:rFonts w:ascii="Times New Roman" w:hAnsi="Times New Roman" w:cs="Times New Roman"/>
-          <w:b/>
-          <w:bCs/>
           <w:color w:val="auto"/>
           <w:sz w:val="20"/>
           <w:szCs w:val="20"/>
@@ -487,7 +485,7 @@
           <w:sz w:val="20"/>
           <w:szCs w:val="20"/>
         </w:rPr>
-        <w:t xml:space="preserve">Programming &amp; Data: </w:t>
+        <w:t xml:space="preserve">Languages &amp; Backend: </w:t>
       </w:r>
       <w:r>
         <w:rPr>
@@ -496,8 +494,9 @@
           <w:sz w:val="20"/>
           <w:szCs w:val="20"/>
         </w:rPr>
-        <w:t>Python (NumPy, pandas</w:t>
-      </w:r>
+        <w:t xml:space="preserve">Python (NumPy, pandas), </w:t>
+      </w:r>
+      <w:proofErr w:type="spellStart"/>
       <w:r>
         <w:rPr>
           <w:rFonts w:ascii="Times New Roman" w:hAnsi="Times New Roman" w:cs="Times New Roman"/>
@@ -505,8 +504,9 @@
           <w:sz w:val="20"/>
           <w:szCs w:val="20"/>
         </w:rPr>
-        <w:t>)</w:t>
-      </w:r>
+        <w:t>FastAPI</w:t>
+      </w:r>
+      <w:proofErr w:type="spellEnd"/>
       <w:r>
         <w:rPr>
           <w:rFonts w:ascii="Times New Roman" w:hAnsi="Times New Roman" w:cs="Times New Roman"/>
@@ -514,12 +514,20 @@
           <w:sz w:val="20"/>
           <w:szCs w:val="20"/>
         </w:rPr>
-        <w:t>, Git, Data Visualisation (Matplotlib, Plotly, Streamlit)</w:t>
+        <w:t>, REST APIs, Git, CI/CD (GitHub Actions)</w:t>
       </w:r>
     </w:p>
     <w:p>
       <w:pPr>
         <w:jc w:val="both"/>
+        <w:rPr>
+          <w:rFonts w:ascii="Times New Roman" w:hAnsi="Times New Roman" w:cs="Times New Roman"/>
+          <w:color w:val="auto"/>
+          <w:sz w:val="20"/>
+          <w:szCs w:val="20"/>
+        </w:rPr>
+      </w:pPr>
+      <w:r>
         <w:rPr>
           <w:rFonts w:ascii="Times New Roman" w:hAnsi="Times New Roman" w:cs="Times New Roman"/>
           <w:b/>
@@ -528,6 +536,38 @@
           <w:sz w:val="20"/>
           <w:szCs w:val="20"/>
         </w:rPr>
+        <w:t xml:space="preserve">Machine Learning: </w:t>
+      </w:r>
+      <w:proofErr w:type="spellStart"/>
+      <w:r>
+        <w:rPr>
+          <w:rFonts w:ascii="Times New Roman" w:hAnsi="Times New Roman" w:cs="Times New Roman"/>
+          <w:color w:val="auto"/>
+          <w:sz w:val="20"/>
+          <w:szCs w:val="20"/>
+        </w:rPr>
+        <w:t>PyTorch</w:t>
+      </w:r>
+      <w:proofErr w:type="spellEnd"/>
+      <w:r>
+        <w:rPr>
+          <w:rFonts w:ascii="Times New Roman" w:hAnsi="Times New Roman" w:cs="Times New Roman"/>
+          <w:color w:val="auto"/>
+          <w:sz w:val="20"/>
+          <w:szCs w:val="20"/>
+        </w:rPr>
+        <w:t>, TensorFlow, scikit-learn; Regression, Classification, Time Series Forecasting</w:t>
+      </w:r>
+    </w:p>
+    <w:p>
+      <w:pPr>
+        <w:jc w:val="both"/>
+        <w:rPr>
+          <w:rFonts w:ascii="Times New Roman" w:hAnsi="Times New Roman" w:cs="Times New Roman"/>
+          <w:color w:val="auto"/>
+          <w:sz w:val="20"/>
+          <w:szCs w:val="20"/>
+        </w:rPr>
       </w:pPr>
       <w:r>
         <w:rPr>
@@ -538,7 +578,7 @@
           <w:sz w:val="20"/>
           <w:szCs w:val="20"/>
         </w:rPr>
-        <w:t xml:space="preserve">Machine Learning &amp; Statistics: </w:t>
+        <w:t>LLM Systems &amp; RAG:</w:t>
       </w:r>
       <w:r>
         <w:rPr>
@@ -547,12 +587,40 @@
           <w:sz w:val="20"/>
           <w:szCs w:val="20"/>
         </w:rPr>
-        <w:t>scikit-learn, TensorFlow, PyTorch; Regression, Classification, Time series forecasting</w:t>
+        <w:t xml:space="preserve"> Anthropic API, Hugging Face Transformers, </w:t>
+      </w:r>
+      <w:proofErr w:type="spellStart"/>
+      <w:r>
+        <w:rPr>
+          <w:rFonts w:ascii="Times New Roman" w:hAnsi="Times New Roman" w:cs="Times New Roman"/>
+          <w:color w:val="auto"/>
+          <w:sz w:val="20"/>
+          <w:szCs w:val="20"/>
+        </w:rPr>
+        <w:t>LangChain</w:t>
+      </w:r>
+      <w:proofErr w:type="spellEnd"/>
+      <w:r>
+        <w:rPr>
+          <w:rFonts w:ascii="Times New Roman" w:hAnsi="Times New Roman" w:cs="Times New Roman"/>
+          <w:color w:val="auto"/>
+          <w:sz w:val="20"/>
+          <w:szCs w:val="20"/>
+        </w:rPr>
+        <w:t>, Pinecone (Vector DB), Embeddings, Prompt Engineering</w:t>
       </w:r>
     </w:p>
     <w:p>
       <w:pPr>
         <w:jc w:val="both"/>
+        <w:rPr>
+          <w:rFonts w:ascii="Times New Roman" w:hAnsi="Times New Roman" w:cs="Times New Roman"/>
+          <w:color w:val="auto"/>
+          <w:sz w:val="20"/>
+          <w:szCs w:val="20"/>
+        </w:rPr>
+      </w:pPr>
+      <w:r>
         <w:rPr>
           <w:rFonts w:ascii="Times New Roman" w:hAnsi="Times New Roman" w:cs="Times New Roman"/>
           <w:b/>
@@ -561,17 +629,7 @@
           <w:sz w:val="20"/>
           <w:szCs w:val="20"/>
         </w:rPr>
-      </w:pPr>
-      <w:r>
-        <w:rPr>
-          <w:rFonts w:ascii="Times New Roman" w:hAnsi="Times New Roman" w:cs="Times New Roman"/>
-          <w:b/>
-          <w:bCs/>
-          <w:color w:val="auto"/>
-          <w:sz w:val="20"/>
-          <w:szCs w:val="20"/>
-        </w:rPr>
-        <w:t xml:space="preserve">NLP: </w:t>
+        <w:t>Cloud &amp; Deployment:</w:t>
       </w:r>
       <w:r>
         <w:rPr>
@@ -580,43 +638,19 @@
           <w:sz w:val="20"/>
           <w:szCs w:val="20"/>
         </w:rPr>
-        <w:t>Transformers, Sentiment analysis, Zero-shot classification</w:t>
-      </w:r>
-    </w:p>
-    <w:p>
-      <w:pPr>
-        <w:jc w:val="both"/>
+        <w:t xml:space="preserve"> Docker, Kubernetes, AWS (EC2, Lambda), Render, </w:t>
+      </w:r>
+      <w:proofErr w:type="spellStart"/>
+      <w:r>
         <w:rPr>
           <w:rFonts w:ascii="Times New Roman" w:hAnsi="Times New Roman" w:cs="Times New Roman"/>
           <w:color w:val="auto"/>
           <w:sz w:val="20"/>
           <w:szCs w:val="20"/>
         </w:rPr>
-      </w:pPr>
-      <w:proofErr w:type="spellStart"/>
-      <w:r>
-        <w:rPr>
-          <w:rFonts w:ascii="Times New Roman" w:hAnsi="Times New Roman" w:cs="Times New Roman"/>
-          <w:b/>
-          <w:bCs/>
-          <w:color w:val="auto"/>
-          <w:sz w:val="20"/>
-          <w:szCs w:val="20"/>
-        </w:rPr>
-        <w:t>MLOps</w:t>
+        <w:t>Streamlit</w:t>
       </w:r>
       <w:proofErr w:type="spellEnd"/>
-      <w:r>
-        <w:rPr>
-          <w:rFonts w:ascii="Times New Roman" w:hAnsi="Times New Roman" w:cs="Times New Roman"/>
-          <w:b/>
-          <w:bCs/>
-          <w:color w:val="auto"/>
-          <w:sz w:val="20"/>
-          <w:szCs w:val="20"/>
-        </w:rPr>
-        <w:t xml:space="preserve">: </w:t>
-      </w:r>
       <w:r>
         <w:rPr>
           <w:rFonts w:ascii="Times New Roman" w:hAnsi="Times New Roman" w:cs="Times New Roman"/>
@@ -624,79 +658,8 @@
           <w:sz w:val="20"/>
           <w:szCs w:val="20"/>
         </w:rPr>
-        <w:t xml:space="preserve">Docker, AWS, </w:t>
-      </w:r>
-      <w:proofErr w:type="spellStart"/>
-      <w:r>
-        <w:rPr>
-          <w:rFonts w:ascii="Times New Roman" w:hAnsi="Times New Roman" w:cs="Times New Roman"/>
-          <w:color w:val="auto"/>
-          <w:sz w:val="20"/>
-          <w:szCs w:val="20"/>
-        </w:rPr>
-        <w:t>FastAPI</w:t>
-      </w:r>
-      <w:proofErr w:type="spellEnd"/>
-      <w:r>
-        <w:rPr>
-          <w:rFonts w:ascii="Times New Roman" w:hAnsi="Times New Roman" w:cs="Times New Roman"/>
-          <w:color w:val="auto"/>
-          <w:sz w:val="20"/>
-          <w:szCs w:val="20"/>
-        </w:rPr>
-        <w:t>,</w:t>
-      </w:r>
-      <w:r>
-        <w:rPr>
-          <w:rFonts w:ascii="Times New Roman" w:hAnsi="Times New Roman" w:cs="Times New Roman"/>
-          <w:color w:val="auto"/>
-          <w:sz w:val="20"/>
-          <w:szCs w:val="20"/>
-        </w:rPr>
-        <w:t xml:space="preserve"> Kubernetes, CI/CD (</w:t>
-      </w:r>
-      <w:proofErr w:type="spellStart"/>
-      <w:r>
-        <w:rPr>
-          <w:rFonts w:ascii="Times New Roman" w:hAnsi="Times New Roman" w:cs="Times New Roman"/>
-          <w:color w:val="auto"/>
-          <w:sz w:val="20"/>
-          <w:szCs w:val="20"/>
-        </w:rPr>
-        <w:t>Github</w:t>
-      </w:r>
-      <w:proofErr w:type="spellEnd"/>
-      <w:r>
-        <w:rPr>
-          <w:rFonts w:ascii="Times New Roman" w:hAnsi="Times New Roman" w:cs="Times New Roman"/>
-          <w:color w:val="auto"/>
-          <w:sz w:val="20"/>
-          <w:szCs w:val="20"/>
-        </w:rPr>
-        <w:t xml:space="preserve"> Actions), AWS </w:t>
-      </w:r>
-      <w:r>
-        <w:rPr>
-          <w:rFonts w:ascii="Times New Roman" w:hAnsi="Times New Roman" w:cs="Times New Roman"/>
-          <w:color w:val="auto"/>
-          <w:sz w:val="20"/>
-          <w:szCs w:val="20"/>
-        </w:rPr>
-        <w:t xml:space="preserve"> </w:t>
-      </w:r>
-    </w:p>
-    <w:p>
-      <w:pPr>
-        <w:jc w:val="both"/>
-        <w:rPr>
-          <w:rFonts w:ascii="Times New Roman" w:hAnsi="Times New Roman" w:cs="Times New Roman"/>
-          <w:b/>
-          <w:bCs/>
-          <w:color w:val="auto"/>
-          <w:sz w:val="20"/>
-          <w:szCs w:val="20"/>
-        </w:rPr>
-      </w:pPr>
+        <w:t>, Model Deployment</w:t>
+      </w:r>
     </w:p>
     <w:p>
       <w:pPr>
@@ -1152,7 +1115,7 @@
           <w:color w:val="auto"/>
           <w:szCs w:val="20"/>
         </w:rPr>
-        <w:t>Fraud Detection ML System</w:t>
+        <w:t xml:space="preserve">Debate Chatbot (RAG) </w:t>
       </w:r>
     </w:p>
     <w:p>
@@ -1209,7 +1172,7 @@
           <w:color w:val="auto"/>
           <w:szCs w:val="20"/>
         </w:rPr>
-        <w:t>, Docker, Kubernetes, Prometheus, Grafana, CI/CD (GitHub Actions), pytest</w:t>
+        <w:t>, Pinecone (integrated embeddings), Claude API, Docker, AWS App Runner</w:t>
       </w:r>
     </w:p>
     <w:p>
@@ -1217,7 +1180,7 @@
         <w:pStyle w:val="headerlist"/>
         <w:numPr>
           <w:ilvl w:val="0"/>
-          <w:numId w:val="15"/>
+          <w:numId w:val="22"/>
         </w:numPr>
         <w:jc w:val="both"/>
         <w:rPr>
@@ -1230,7 +1193,7 @@
           <w:rFonts w:ascii="Times New Roman" w:eastAsia="Times New Roman" w:hAnsi="Times New Roman" w:cs="Times New Roman"/>
           <w:szCs w:val="20"/>
         </w:rPr>
-        <w:t>Built and deployed a production-grade Python ML system for real-time credit card fraud detection, achieving 0.968 ROC-AUC with sub-50ms latency via a FastAPI REST endpoint supporting single and batch predictions.</w:t>
+        <w:t>Built a Q&amp;A RAG app over 2019–2020 U.S. Democratic primary debate transcripts, retrieving relevant snippets from Pinecone and generating answers with citations.</w:t>
       </w:r>
     </w:p>
     <w:p>
@@ -1238,7 +1201,7 @@
         <w:pStyle w:val="headerlist"/>
         <w:numPr>
           <w:ilvl w:val="0"/>
-          <w:numId w:val="15"/>
+          <w:numId w:val="22"/>
         </w:numPr>
         <w:jc w:val="both"/>
         <w:rPr>
@@ -1251,7 +1214,23 @@
           <w:rFonts w:ascii="Times New Roman" w:eastAsia="Times New Roman" w:hAnsi="Times New Roman" w:cs="Times New Roman"/>
           <w:szCs w:val="20"/>
         </w:rPr>
-        <w:t>Engineered a complete MLOps pipeline with Docker containerisation, Kubernetes deployment manifests, automated CI/CD testing via GitHub Actions, and comprehensive unit tests achieving 90%+ code coverage.</w:t>
+        <w:t xml:space="preserve">Implemented a </w:t>
+      </w:r>
+      <w:proofErr w:type="spellStart"/>
+      <w:r>
+        <w:rPr>
+          <w:rFonts w:ascii="Times New Roman" w:eastAsia="Times New Roman" w:hAnsi="Times New Roman" w:cs="Times New Roman"/>
+          <w:szCs w:val="20"/>
+        </w:rPr>
+        <w:t>FastAPI</w:t>
+      </w:r>
+      <w:proofErr w:type="spellEnd"/>
+      <w:r>
+        <w:rPr>
+          <w:rFonts w:ascii="Times New Roman" w:eastAsia="Times New Roman" w:hAnsi="Times New Roman" w:cs="Times New Roman"/>
+          <w:szCs w:val="20"/>
+        </w:rPr>
+        <w:t xml:space="preserve"> backend with a minimal web chat UI at / and a POST /chat endpoint returning Markdown answers and a citations payload with speaker/date/debate metadata.</w:t>
       </w:r>
     </w:p>
     <w:p>
@@ -1259,7 +1238,7 @@
         <w:pStyle w:val="headerlist"/>
         <w:numPr>
           <w:ilvl w:val="0"/>
-          <w:numId w:val="15"/>
+          <w:numId w:val="22"/>
         </w:numPr>
         <w:jc w:val="both"/>
         <w:rPr>
@@ -1272,12 +1251,36 @@
           <w:rFonts w:ascii="Times New Roman" w:eastAsia="Times New Roman" w:hAnsi="Times New Roman" w:cs="Times New Roman"/>
           <w:szCs w:val="20"/>
         </w:rPr>
-        <w:t>Implemented production observability with Prometheus metrics, Grafana dashboards, and Loki logging; created architectural and API documentation for maintainability and team onboarding.</w:t>
+        <w:t xml:space="preserve">Created a one-command ingestion pipeline to </w:t>
+      </w:r>
+      <w:proofErr w:type="spellStart"/>
+      <w:r>
+        <w:rPr>
+          <w:rFonts w:ascii="Times New Roman" w:eastAsia="Times New Roman" w:hAnsi="Times New Roman" w:cs="Times New Roman"/>
+          <w:szCs w:val="20"/>
+        </w:rPr>
+        <w:t>upsert</w:t>
+      </w:r>
+      <w:proofErr w:type="spellEnd"/>
+      <w:r>
+        <w:rPr>
+          <w:rFonts w:ascii="Times New Roman" w:eastAsia="Times New Roman" w:hAnsi="Times New Roman" w:cs="Times New Roman"/>
+          <w:szCs w:val="20"/>
+        </w:rPr>
+        <w:t xml:space="preserve"> transcript records into Pinecone, packaged the service with Docker, and deployed to AWS App Runner with a health endpoint</w:t>
+      </w:r>
+      <w:r>
+        <w:rPr>
+          <w:rFonts w:ascii="Times New Roman" w:eastAsia="Times New Roman" w:hAnsi="Times New Roman" w:cs="Times New Roman"/>
+          <w:szCs w:val="20"/>
+        </w:rPr>
+        <w:t>,</w:t>
       </w:r>
     </w:p>
     <w:p>
       <w:pPr>
         <w:pStyle w:val="headerlist"/>
+        <w:ind w:left="720"/>
         <w:jc w:val="both"/>
         <w:rPr>
           <w:rFonts w:ascii="Times New Roman" w:eastAsia="Times New Roman" w:hAnsi="Times New Roman" w:cs="Times New Roman"/>
@@ -1480,6 +1483,119 @@
 <file path=word/numbering.xml><?xml version="1.0" encoding="utf-8"?>
 <w:numbering xmlns:wpc="http://schemas.microsoft.com/office/word/2010/wordprocessingCanvas" xmlns:cx="http://schemas.microsoft.com/office/drawing/2014/chartex" xmlns:cx1="http://schemas.microsoft.com/office/drawing/2015/9/8/chartex" xmlns:cx2="http://schemas.microsoft.com/office/drawing/2015/10/21/chartex" xmlns:cx3="http://schemas.microsoft.com/office/drawing/2016/5/9/chartex" xmlns:cx4="http://schemas.microsoft.com/office/drawing/2016/5/10/chartex" xmlns:cx5="http://schemas.microsoft.com/office/drawing/2016/5/11/chartex" xmlns:cx6="http://schemas.microsoft.com/office/drawing/2016/5/12/chartex" xmlns:cx7="http://schemas.microsoft.com/office/drawing/2016/5/13/chartex" xmlns:cx8="http://schemas.microsoft.com/office/drawing/2016/5/14/chartex" xmlns:mc="http://schemas.openxmlformats.org/markup-compatibility/2006" xmlns:aink="http://schemas.microsoft.com/office/drawing/2016/ink" xmlns:am3d="http://schemas.microsoft.com/office/drawing/2017/model3d" xmlns:o="urn:schemas-microsoft-com:office:office" xmlns:oel="http://schemas.microsoft.com/office/2019/extlst" xmlns:r="http://schemas.openxmlformats.org/officeDocument/2006/relationships" xmlns:m="http://schemas.openxmlformats.org/officeDocument/2006/math" xmlns:v="urn:schemas-microsoft-com:vml" xmlns:wp14="http://schemas.microsoft.com/office/word/2010/wordprocessingDrawing" xmlns:wp="http://schemas.openxmlformats.org/drawingml/2006/wordprocessingDrawing" xmlns:w10="urn:schemas-microsoft-com:office:word" xmlns:w="http://schemas.openxmlformats.org/wordprocessingml/2006/main" xmlns:w14="http://schemas.microsoft.com/office/word/2010/wordml" xmlns:w15="http://schemas.microsoft.com/office/word/2012/wordml" xmlns:w16cex="http://schemas.microsoft.com/office/word/2018/wordml/cex" xmlns:w16cid="http://schemas.microsoft.com/office/word/2016/wordml/cid" xmlns:w16="http://schemas.microsoft.com/office/word/2018/wordml" xmlns:w16du="http://schemas.microsoft.com/office/word/2023/wordml/word16du" xmlns:w16sdtdh="http://schemas.microsoft.com/office/word/2020/wordml/sdtdatahash" xmlns:w16sdtfl="http://schemas.microsoft.com/office/word/2024/wordml/sdtformatlock" xmlns:w16se="http://schemas.microsoft.com/office/word/2015/wordml/symex" xmlns:wpg="http://schemas.microsoft.com/office/word/2010/wordprocessingGroup" xmlns:wpi="http://schemas.microsoft.com/office/word/2010/wordprocessingInk" xmlns:wne="http://schemas.microsoft.com/office/word/2006/wordml" xmlns:wps="http://schemas.microsoft.com/office/word/2010/wordprocessingShape" mc:Ignorable="w14 w15 w16se w16cid w16 w16cex w16sdtdh w16sdtfl w16du wp14">
   <w:abstractNum w:abstractNumId="0" w15:restartNumberingAfterBreak="0">
+    <w:nsid w:val="043D5341"/>
+    <w:multiLevelType w:val="hybridMultilevel"/>
+    <w:tmpl w:val="51386BA4"/>
+    <w:lvl w:ilvl="0" w:tplc="08090001">
+      <w:start w:val="1"/>
+      <w:numFmt w:val="bullet"/>
+      <w:lvlText w:val=""/>
+      <w:lvlJc w:val="left"/>
+      <w:pPr>
+        <w:ind w:left="720" w:hanging="360"/>
+      </w:pPr>
+      <w:rPr>
+        <w:rFonts w:ascii="Symbol" w:hAnsi="Symbol" w:hint="default"/>
+      </w:rPr>
+    </w:lvl>
+    <w:lvl w:ilvl="1" w:tplc="08090003" w:tentative="1">
+      <w:start w:val="1"/>
+      <w:numFmt w:val="bullet"/>
+      <w:lvlText w:val="o"/>
+      <w:lvlJc w:val="left"/>
+      <w:pPr>
+        <w:ind w:left="1440" w:hanging="360"/>
+      </w:pPr>
+      <w:rPr>
+        <w:rFonts w:ascii="Courier New" w:hAnsi="Courier New" w:cs="Courier New" w:hint="default"/>
+      </w:rPr>
+    </w:lvl>
+    <w:lvl w:ilvl="2" w:tplc="08090005" w:tentative="1">
+      <w:start w:val="1"/>
+      <w:numFmt w:val="bullet"/>
+      <w:lvlText w:val=""/>
+      <w:lvlJc w:val="left"/>
+      <w:pPr>
+        <w:ind w:left="2160" w:hanging="360"/>
+      </w:pPr>
+      <w:rPr>
+        <w:rFonts w:ascii="Wingdings" w:hAnsi="Wingdings" w:hint="default"/>
+      </w:rPr>
+    </w:lvl>
+    <w:lvl w:ilvl="3" w:tplc="08090001" w:tentative="1">
+      <w:start w:val="1"/>
+      <w:numFmt w:val="bullet"/>
+      <w:lvlText w:val=""/>
+      <w:lvlJc w:val="left"/>
+      <w:pPr>
+        <w:ind w:left="2880" w:hanging="360"/>
+      </w:pPr>
+      <w:rPr>
+        <w:rFonts w:ascii="Symbol" w:hAnsi="Symbol" w:hint="default"/>
+      </w:rPr>
+    </w:lvl>
+    <w:lvl w:ilvl="4" w:tplc="08090003" w:tentative="1">
+      <w:start w:val="1"/>
+      <w:numFmt w:val="bullet"/>
+      <w:lvlText w:val="o"/>
+      <w:lvlJc w:val="left"/>
+      <w:pPr>
+        <w:ind w:left="3600" w:hanging="360"/>
+      </w:pPr>
+      <w:rPr>
+        <w:rFonts w:ascii="Courier New" w:hAnsi="Courier New" w:cs="Courier New" w:hint="default"/>
+      </w:rPr>
+    </w:lvl>
+    <w:lvl w:ilvl="5" w:tplc="08090005" w:tentative="1">
+      <w:start w:val="1"/>
+      <w:numFmt w:val="bullet"/>
+      <w:lvlText w:val=""/>
+      <w:lvlJc w:val="left"/>
+      <w:pPr>
+        <w:ind w:left="4320" w:hanging="360"/>
+      </w:pPr>
+      <w:rPr>
+        <w:rFonts w:ascii="Wingdings" w:hAnsi="Wingdings" w:hint="default"/>
+      </w:rPr>
+    </w:lvl>
+    <w:lvl w:ilvl="6" w:tplc="08090001" w:tentative="1">
+      <w:start w:val="1"/>
+      <w:numFmt w:val="bullet"/>
+      <w:lvlText w:val=""/>
+      <w:lvlJc w:val="left"/>
+      <w:pPr>
+        <w:ind w:left="5040" w:hanging="360"/>
+      </w:pPr>
+      <w:rPr>
+        <w:rFonts w:ascii="Symbol" w:hAnsi="Symbol" w:hint="default"/>
+      </w:rPr>
+    </w:lvl>
+    <w:lvl w:ilvl="7" w:tplc="08090003" w:tentative="1">
+      <w:start w:val="1"/>
+      <w:numFmt w:val="bullet"/>
+      <w:lvlText w:val="o"/>
+      <w:lvlJc w:val="left"/>
+      <w:pPr>
+        <w:ind w:left="5760" w:hanging="360"/>
+      </w:pPr>
+      <w:rPr>
+        <w:rFonts w:ascii="Courier New" w:hAnsi="Courier New" w:cs="Courier New" w:hint="default"/>
+      </w:rPr>
+    </w:lvl>
+    <w:lvl w:ilvl="8" w:tplc="08090005" w:tentative="1">
+      <w:start w:val="1"/>
+      <w:numFmt w:val="bullet"/>
+      <w:lvlText w:val=""/>
+      <w:lvlJc w:val="left"/>
+      <w:pPr>
+        <w:ind w:left="6480" w:hanging="360"/>
+      </w:pPr>
+      <w:rPr>
+        <w:rFonts w:ascii="Wingdings" w:hAnsi="Wingdings" w:hint="default"/>
+      </w:rPr>
+    </w:lvl>
+  </w:abstractNum>
+  <w:abstractNum w:abstractNumId="1" w15:restartNumberingAfterBreak="0">
     <w:nsid w:val="09861AC5"/>
     <w:multiLevelType w:val="hybridMultilevel"/>
     <w:tmpl w:val="6A20A4FC"/>
@@ -1592,7 +1708,7 @@
       </w:rPr>
     </w:lvl>
   </w:abstractNum>
-  <w:abstractNum w:abstractNumId="1" w15:restartNumberingAfterBreak="0">
+  <w:abstractNum w:abstractNumId="2" w15:restartNumberingAfterBreak="0">
     <w:nsid w:val="0F7D720A"/>
     <w:multiLevelType w:val="multilevel"/>
     <w:tmpl w:val="8CBCB2DE"/>
@@ -1741,7 +1857,7 @@
       </w:rPr>
     </w:lvl>
   </w:abstractNum>
-  <w:abstractNum w:abstractNumId="2" w15:restartNumberingAfterBreak="0">
+  <w:abstractNum w:abstractNumId="3" w15:restartNumberingAfterBreak="0">
     <w:nsid w:val="12A4494E"/>
     <w:multiLevelType w:val="multilevel"/>
     <w:tmpl w:val="DBEEECD6"/>
@@ -1890,7 +2006,7 @@
       </w:rPr>
     </w:lvl>
   </w:abstractNum>
-  <w:abstractNum w:abstractNumId="3" w15:restartNumberingAfterBreak="0">
+  <w:abstractNum w:abstractNumId="4" w15:restartNumberingAfterBreak="0">
     <w:nsid w:val="16F902DB"/>
     <w:multiLevelType w:val="multilevel"/>
     <w:tmpl w:val="96A6C29C"/>
@@ -2039,7 +2155,7 @@
       </w:rPr>
     </w:lvl>
   </w:abstractNum>
-  <w:abstractNum w:abstractNumId="4" w15:restartNumberingAfterBreak="0">
+  <w:abstractNum w:abstractNumId="5" w15:restartNumberingAfterBreak="0">
     <w:nsid w:val="1D2717F8"/>
     <w:multiLevelType w:val="multilevel"/>
     <w:tmpl w:val="7ADE1594"/>
@@ -2188,7 +2304,119 @@
       </w:rPr>
     </w:lvl>
   </w:abstractNum>
-  <w:abstractNum w:abstractNumId="5" w15:restartNumberingAfterBreak="0">
+  <w:abstractNum w:abstractNumId="6" w15:restartNumberingAfterBreak="0">
+    <w:nsid w:val="24700F08"/>
+    <w:multiLevelType w:val="hybridMultilevel"/>
+    <w:tmpl w:val="5DF4D2FA"/>
+    <w:lvl w:ilvl="0" w:tplc="B8C8442A">
+      <w:numFmt w:val="bullet"/>
+      <w:lvlText w:val="•"/>
+      <w:lvlJc w:val="left"/>
+      <w:pPr>
+        <w:ind w:left="720" w:hanging="360"/>
+      </w:pPr>
+      <w:rPr>
+        <w:rFonts w:ascii="Times New Roman" w:eastAsia="Times New Roman" w:hAnsi="Times New Roman" w:cs="Times New Roman" w:hint="default"/>
+      </w:rPr>
+    </w:lvl>
+    <w:lvl w:ilvl="1" w:tplc="08090003" w:tentative="1">
+      <w:start w:val="1"/>
+      <w:numFmt w:val="bullet"/>
+      <w:lvlText w:val="o"/>
+      <w:lvlJc w:val="left"/>
+      <w:pPr>
+        <w:ind w:left="1440" w:hanging="360"/>
+      </w:pPr>
+      <w:rPr>
+        <w:rFonts w:ascii="Courier New" w:hAnsi="Courier New" w:cs="Courier New" w:hint="default"/>
+      </w:rPr>
+    </w:lvl>
+    <w:lvl w:ilvl="2" w:tplc="08090005" w:tentative="1">
+      <w:start w:val="1"/>
+      <w:numFmt w:val="bullet"/>
+      <w:lvlText w:val=""/>
+      <w:lvlJc w:val="left"/>
+      <w:pPr>
+        <w:ind w:left="2160" w:hanging="360"/>
+      </w:pPr>
+      <w:rPr>
+        <w:rFonts w:ascii="Wingdings" w:hAnsi="Wingdings" w:hint="default"/>
+      </w:rPr>
+    </w:lvl>
+    <w:lvl w:ilvl="3" w:tplc="08090001" w:tentative="1">
+      <w:start w:val="1"/>
+      <w:numFmt w:val="bullet"/>
+      <w:lvlText w:val=""/>
+      <w:lvlJc w:val="left"/>
+      <w:pPr>
+        <w:ind w:left="2880" w:hanging="360"/>
+      </w:pPr>
+      <w:rPr>
+        <w:rFonts w:ascii="Symbol" w:hAnsi="Symbol" w:hint="default"/>
+      </w:rPr>
+    </w:lvl>
+    <w:lvl w:ilvl="4" w:tplc="08090003" w:tentative="1">
+      <w:start w:val="1"/>
+      <w:numFmt w:val="bullet"/>
+      <w:lvlText w:val="o"/>
+      <w:lvlJc w:val="left"/>
+      <w:pPr>
+        <w:ind w:left="3600" w:hanging="360"/>
+      </w:pPr>
+      <w:rPr>
+        <w:rFonts w:ascii="Courier New" w:hAnsi="Courier New" w:cs="Courier New" w:hint="default"/>
+      </w:rPr>
+    </w:lvl>
+    <w:lvl w:ilvl="5" w:tplc="08090005" w:tentative="1">
+      <w:start w:val="1"/>
+      <w:numFmt w:val="bullet"/>
+      <w:lvlText w:val=""/>
+      <w:lvlJc w:val="left"/>
+      <w:pPr>
+        <w:ind w:left="4320" w:hanging="360"/>
+      </w:pPr>
+      <w:rPr>
+        <w:rFonts w:ascii="Wingdings" w:hAnsi="Wingdings" w:hint="default"/>
+      </w:rPr>
+    </w:lvl>
+    <w:lvl w:ilvl="6" w:tplc="08090001" w:tentative="1">
+      <w:start w:val="1"/>
+      <w:numFmt w:val="bullet"/>
+      <w:lvlText w:val=""/>
+      <w:lvlJc w:val="left"/>
+      <w:pPr>
+        <w:ind w:left="5040" w:hanging="360"/>
+      </w:pPr>
+      <w:rPr>
+        <w:rFonts w:ascii="Symbol" w:hAnsi="Symbol" w:hint="default"/>
+      </w:rPr>
+    </w:lvl>
+    <w:lvl w:ilvl="7" w:tplc="08090003" w:tentative="1">
+      <w:start w:val="1"/>
+      <w:numFmt w:val="bullet"/>
+      <w:lvlText w:val="o"/>
+      <w:lvlJc w:val="left"/>
+      <w:pPr>
+        <w:ind w:left="5760" w:hanging="360"/>
+      </w:pPr>
+      <w:rPr>
+        <w:rFonts w:ascii="Courier New" w:hAnsi="Courier New" w:cs="Courier New" w:hint="default"/>
+      </w:rPr>
+    </w:lvl>
+    <w:lvl w:ilvl="8" w:tplc="08090005" w:tentative="1">
+      <w:start w:val="1"/>
+      <w:numFmt w:val="bullet"/>
+      <w:lvlText w:val=""/>
+      <w:lvlJc w:val="left"/>
+      <w:pPr>
+        <w:ind w:left="6480" w:hanging="360"/>
+      </w:pPr>
+      <w:rPr>
+        <w:rFonts w:ascii="Wingdings" w:hAnsi="Wingdings" w:hint="default"/>
+      </w:rPr>
+    </w:lvl>
+  </w:abstractNum>
+  <w:abstractNum w:abstractNumId="7" w15:restartNumberingAfterBreak="0">
     <w:nsid w:val="33E34D65"/>
     <w:multiLevelType w:val="multilevel"/>
     <w:tmpl w:val="D4289FF2"/>
@@ -2337,7 +2565,7 @@
       </w:rPr>
     </w:lvl>
   </w:abstractNum>
-  <w:abstractNum w:abstractNumId="6" w15:restartNumberingAfterBreak="0">
+  <w:abstractNum w:abstractNumId="8" w15:restartNumberingAfterBreak="0">
     <w:nsid w:val="38C64062"/>
     <w:multiLevelType w:val="multilevel"/>
     <w:tmpl w:val="43544C36"/>
@@ -2486,7 +2714,7 @@
       </w:rPr>
     </w:lvl>
   </w:abstractNum>
-  <w:abstractNum w:abstractNumId="7" w15:restartNumberingAfterBreak="0">
+  <w:abstractNum w:abstractNumId="9" w15:restartNumberingAfterBreak="0">
     <w:nsid w:val="3A9C43F3"/>
     <w:multiLevelType w:val="multilevel"/>
     <w:tmpl w:val="2A7AFCAA"/>
@@ -2635,7 +2863,7 @@
       </w:rPr>
     </w:lvl>
   </w:abstractNum>
-  <w:abstractNum w:abstractNumId="8" w15:restartNumberingAfterBreak="0">
+  <w:abstractNum w:abstractNumId="10" w15:restartNumberingAfterBreak="0">
     <w:nsid w:val="3D465FC2"/>
     <w:multiLevelType w:val="multilevel"/>
     <w:tmpl w:val="A7AE5AAE"/>
@@ -2784,7 +3012,7 @@
       </w:rPr>
     </w:lvl>
   </w:abstractNum>
-  <w:abstractNum w:abstractNumId="9" w15:restartNumberingAfterBreak="0">
+  <w:abstractNum w:abstractNumId="11" w15:restartNumberingAfterBreak="0">
     <w:nsid w:val="3FAE38F2"/>
     <w:multiLevelType w:val="hybridMultilevel"/>
     <w:tmpl w:val="9BEE8162"/>
@@ -2897,7 +3125,7 @@
       </w:rPr>
     </w:lvl>
   </w:abstractNum>
-  <w:abstractNum w:abstractNumId="10" w15:restartNumberingAfterBreak="0">
+  <w:abstractNum w:abstractNumId="12" w15:restartNumberingAfterBreak="0">
     <w:nsid w:val="42F91E86"/>
     <w:multiLevelType w:val="hybridMultilevel"/>
     <w:tmpl w:val="83189BAE"/>
@@ -3010,7 +3238,7 @@
       </w:rPr>
     </w:lvl>
   </w:abstractNum>
-  <w:abstractNum w:abstractNumId="11" w15:restartNumberingAfterBreak="0">
+  <w:abstractNum w:abstractNumId="13" w15:restartNumberingAfterBreak="0">
     <w:nsid w:val="48CB6339"/>
     <w:multiLevelType w:val="hybridMultilevel"/>
     <w:tmpl w:val="9DD478F6"/>
@@ -3123,7 +3351,7 @@
       </w:rPr>
     </w:lvl>
   </w:abstractNum>
-  <w:abstractNum w:abstractNumId="12" w15:restartNumberingAfterBreak="0">
+  <w:abstractNum w:abstractNumId="14" w15:restartNumberingAfterBreak="0">
     <w:nsid w:val="49BE4690"/>
     <w:multiLevelType w:val="hybridMultilevel"/>
     <w:tmpl w:val="AF38690A"/>
@@ -3236,7 +3464,7 @@
       </w:rPr>
     </w:lvl>
   </w:abstractNum>
-  <w:abstractNum w:abstractNumId="13" w15:restartNumberingAfterBreak="0">
+  <w:abstractNum w:abstractNumId="15" w15:restartNumberingAfterBreak="0">
     <w:nsid w:val="4F3A3148"/>
     <w:multiLevelType w:val="hybridMultilevel"/>
     <w:tmpl w:val="685C1FE4"/>
@@ -3348,7 +3576,7 @@
       </w:rPr>
     </w:lvl>
   </w:abstractNum>
-  <w:abstractNum w:abstractNumId="14" w15:restartNumberingAfterBreak="0">
+  <w:abstractNum w:abstractNumId="16" w15:restartNumberingAfterBreak="0">
     <w:nsid w:val="53A40EB2"/>
     <w:multiLevelType w:val="multilevel"/>
     <w:tmpl w:val="ED2434FA"/>
@@ -3497,7 +3725,7 @@
       </w:rPr>
     </w:lvl>
   </w:abstractNum>
-  <w:abstractNum w:abstractNumId="15" w15:restartNumberingAfterBreak="0">
+  <w:abstractNum w:abstractNumId="17" w15:restartNumberingAfterBreak="0">
     <w:nsid w:val="55FD090A"/>
     <w:multiLevelType w:val="multilevel"/>
     <w:tmpl w:val="F1669FC8"/>
@@ -3646,7 +3874,7 @@
       </w:rPr>
     </w:lvl>
   </w:abstractNum>
-  <w:abstractNum w:abstractNumId="16" w15:restartNumberingAfterBreak="0">
+  <w:abstractNum w:abstractNumId="18" w15:restartNumberingAfterBreak="0">
     <w:nsid w:val="620D5355"/>
     <w:multiLevelType w:val="hybridMultilevel"/>
     <w:tmpl w:val="3DC0496E"/>
@@ -3759,7 +3987,7 @@
       </w:rPr>
     </w:lvl>
   </w:abstractNum>
-  <w:abstractNum w:abstractNumId="17" w15:restartNumberingAfterBreak="0">
+  <w:abstractNum w:abstractNumId="19" w15:restartNumberingAfterBreak="0">
     <w:nsid w:val="64B36530"/>
     <w:multiLevelType w:val="multilevel"/>
     <w:tmpl w:val="505EA4D2"/>
@@ -3908,7 +4136,7 @@
       </w:rPr>
     </w:lvl>
   </w:abstractNum>
-  <w:abstractNum w:abstractNumId="18" w15:restartNumberingAfterBreak="0">
+  <w:abstractNum w:abstractNumId="20" w15:restartNumberingAfterBreak="0">
     <w:nsid w:val="6F32257E"/>
     <w:multiLevelType w:val="multilevel"/>
     <w:tmpl w:val="30FA3D78"/>
@@ -4057,7 +4285,7 @@
       </w:rPr>
     </w:lvl>
   </w:abstractNum>
-  <w:abstractNum w:abstractNumId="19" w15:restartNumberingAfterBreak="0">
+  <w:abstractNum w:abstractNumId="21" w15:restartNumberingAfterBreak="0">
     <w:nsid w:val="7B096942"/>
     <w:multiLevelType w:val="multilevel"/>
     <w:tmpl w:val="955EBC26"/>
@@ -4207,67 +4435,73 @@
     </w:lvl>
   </w:abstractNum>
   <w:num w:numId="1" w16cid:durableId="1854881030">
+    <w:abstractNumId w:val="1"/>
+  </w:num>
+  <w:num w:numId="2" w16cid:durableId="1300961858">
+    <w:abstractNumId w:val="12"/>
+  </w:num>
+  <w:num w:numId="3" w16cid:durableId="314258138">
+    <w:abstractNumId w:val="16"/>
+  </w:num>
+  <w:num w:numId="4" w16cid:durableId="310988036">
+    <w:abstractNumId w:val="1"/>
+  </w:num>
+  <w:num w:numId="5" w16cid:durableId="1697073895">
+    <w:abstractNumId w:val="9"/>
+  </w:num>
+  <w:num w:numId="6" w16cid:durableId="1230530498">
+    <w:abstractNumId w:val="4"/>
+  </w:num>
+  <w:num w:numId="7" w16cid:durableId="62795016">
+    <w:abstractNumId w:val="13"/>
+  </w:num>
+  <w:num w:numId="8" w16cid:durableId="1442801885">
+    <w:abstractNumId w:val="20"/>
+  </w:num>
+  <w:num w:numId="9" w16cid:durableId="1185292117">
+    <w:abstractNumId w:val="19"/>
+  </w:num>
+  <w:num w:numId="10" w16cid:durableId="498810461">
+    <w:abstractNumId w:val="5"/>
+  </w:num>
+  <w:num w:numId="11" w16cid:durableId="874083240">
+    <w:abstractNumId w:val="3"/>
+  </w:num>
+  <w:num w:numId="12" w16cid:durableId="528252555">
+    <w:abstractNumId w:val="8"/>
+  </w:num>
+  <w:num w:numId="13" w16cid:durableId="242180706">
+    <w:abstractNumId w:val="10"/>
+  </w:num>
+  <w:num w:numId="14" w16cid:durableId="1277757207">
+    <w:abstractNumId w:val="2"/>
+  </w:num>
+  <w:num w:numId="15" w16cid:durableId="535586040">
+    <w:abstractNumId w:val="17"/>
+  </w:num>
+  <w:num w:numId="16" w16cid:durableId="1007026713">
+    <w:abstractNumId w:val="21"/>
+  </w:num>
+  <w:num w:numId="17" w16cid:durableId="876041400">
+    <w:abstractNumId w:val="18"/>
+  </w:num>
+  <w:num w:numId="18" w16cid:durableId="1727757197">
+    <w:abstractNumId w:val="15"/>
+  </w:num>
+  <w:num w:numId="19" w16cid:durableId="845943243">
+    <w:abstractNumId w:val="11"/>
+  </w:num>
+  <w:num w:numId="20" w16cid:durableId="890847140">
+    <w:abstractNumId w:val="14"/>
+  </w:num>
+  <w:num w:numId="21" w16cid:durableId="1321545810">
+    <w:abstractNumId w:val="7"/>
+  </w:num>
+  <w:num w:numId="22" w16cid:durableId="2064983926">
     <w:abstractNumId w:val="0"/>
   </w:num>
-  <w:num w:numId="2" w16cid:durableId="1300961858">
-    <w:abstractNumId w:val="10"/>
-  </w:num>
-  <w:num w:numId="3" w16cid:durableId="314258138">
-    <w:abstractNumId w:val="14"/>
-  </w:num>
-  <w:num w:numId="4" w16cid:durableId="310988036">
-    <w:abstractNumId w:val="0"/>
-  </w:num>
-  <w:num w:numId="5" w16cid:durableId="1697073895">
-    <w:abstractNumId w:val="7"/>
-  </w:num>
-  <w:num w:numId="6" w16cid:durableId="1230530498">
-    <w:abstractNumId w:val="3"/>
-  </w:num>
-  <w:num w:numId="7" w16cid:durableId="62795016">
-    <w:abstractNumId w:val="11"/>
-  </w:num>
-  <w:num w:numId="8" w16cid:durableId="1442801885">
-    <w:abstractNumId w:val="18"/>
-  </w:num>
-  <w:num w:numId="9" w16cid:durableId="1185292117">
-    <w:abstractNumId w:val="17"/>
-  </w:num>
-  <w:num w:numId="10" w16cid:durableId="498810461">
-    <w:abstractNumId w:val="4"/>
-  </w:num>
-  <w:num w:numId="11" w16cid:durableId="874083240">
-    <w:abstractNumId w:val="2"/>
-  </w:num>
-  <w:num w:numId="12" w16cid:durableId="528252555">
+  <w:num w:numId="23" w16cid:durableId="728381709">
     <w:abstractNumId w:val="6"/>
-  </w:num>
-  <w:num w:numId="13" w16cid:durableId="242180706">
-    <w:abstractNumId w:val="8"/>
-  </w:num>
-  <w:num w:numId="14" w16cid:durableId="1277757207">
-    <w:abstractNumId w:val="1"/>
-  </w:num>
-  <w:num w:numId="15" w16cid:durableId="535586040">
-    <w:abstractNumId w:val="15"/>
-  </w:num>
-  <w:num w:numId="16" w16cid:durableId="1007026713">
-    <w:abstractNumId w:val="19"/>
-  </w:num>
-  <w:num w:numId="17" w16cid:durableId="876041400">
-    <w:abstractNumId w:val="16"/>
-  </w:num>
-  <w:num w:numId="18" w16cid:durableId="1727757197">
-    <w:abstractNumId w:val="13"/>
-  </w:num>
-  <w:num w:numId="19" w16cid:durableId="845943243">
-    <w:abstractNumId w:val="9"/>
-  </w:num>
-  <w:num w:numId="20" w16cid:durableId="890847140">
-    <w:abstractNumId w:val="12"/>
-  </w:num>
-  <w:num w:numId="21" w16cid:durableId="1321545810">
-    <w:abstractNumId w:val="5"/>
   </w:num>
 </w:numbering>
 </file>
@@ -4728,7 +4962,6 @@
   <w:style w:type="character" w:default="1" w:styleId="DefaultParagraphFont">
     <w:name w:val="Default Paragraph Font"/>
     <w:uiPriority w:val="1"/>
-    <w:semiHidden/>
     <w:unhideWhenUsed/>
   </w:style>
   <w:style w:type="table" w:default="1" w:styleId="TableNormal">
